--- a/Quellen/Anhänge/Buch/Kapitel-5.docx
+++ b/Quellen/Anhänge/Buch/Kapitel-5.docx
@@ -26,6 +26,22 @@
         <w:spacing w:after="200"/>
       </w:pPr>
       <w:r>
+        <w:t>Stärker in beide Richtungen – damit meine ich zwei Seiten, die auf den ersten Blick kaum unterschiedlicher sein könnten: den Körper und den Geist. Auf der einen Seite steht die praktische Arbeit, der Sport, das Training, bei dem dein Körper bis an seine Grenzen gefordert wird, während dein Kopf vergleichsweise wenig zu tun hat. Auf der anderen Seite steht die theoretische Arbeit: lernen, konzentriert arbeiten, sich weiterbilden – oft stundenlang, oft auch eintönig, während dein Geist auf Hochtouren läuft und dein Körper nahezu stillsteht. Viele entscheiden sich irgendwann für eine dieser Seiten. Ich bin überzeugt, dass genau darin der Fehler liegt. Denn diese beiden Richtungen ergänzen sich – jede ruft das ab, was die andere allein nicht kann.</w:t>
+      </w:r>
+    </w:p>
+    <w:p>
+      <w:pPr>
+        <w:spacing w:after="200"/>
+      </w:pPr>
+      <w:r>
+        <w:t>Der Körper</w:t>
+      </w:r>
+    </w:p>
+    <w:p>
+      <w:pPr>
+        <w:spacing w:after="200"/>
+      </w:pPr>
+      <w:r>
         <w:t xml:space="preserve">Das Fundament für Selbstverwirklichung, Selbstvertrauen, Selbstbewusstsein und Ansehen beginnt für mich mit etwas sehr Einfachem: Sport. Es ist womöglich das Simpelste, was jeder Mensch tun kann, um besser auszusehen, seinen Geist zu beherrschen, mehr Selbstvertrauen zu erlangen und aus dem eigenen Körper eine Waffe zu formen. Lerne, mit deinem Körper zu arbeiten. Lass schlechte Zeiten zu guten werden. Zeig jedem, wozu du eigentlich imstande bist. Mach Kraftsport, geh laufen, fahr Fahrrad, lerne zu kämpfen, trainiere Kontrolle und Kraft in jeder Form. Was zunächst nur etwas mit Sport und Körper zu tun hat, wird später zum Fundament deiner gesamten Selbstverwirklichung. Es ist so viel wichtiger, als die meisten Menschen denken.</w:t>
       </w:r>
     </w:p>
@@ -66,15 +82,63 @@
         <w:spacing w:after="200"/>
       </w:pPr>
       <w:r>
-        <w:t xml:space="preserve">Man sollte dabei trotzdem eines wissen: 20 Kilometer am Tag laufen, dazu Fahrradfahren, und dann im Gym auf maximale Kraftleistung zu hoffen – das ist höchst unwahrscheinlich. Der Punkt, den ich mit diesem Kapitel eigentlich machen möchte, ist nicht, dass man alles gleichzeitig maximal betreiben soll. Es geht um die Übertreibung in nur einem einzigen Gebiet – genau die führt zur Unzufriedenheit, genau die fühlt sich irgendwann falsch an. Ich selbst hatte auch eine Zeit, in der es nur um Kraftsport ging. Ich aß einfach alles, ohne darauf zu achten, denn ich wollte Masse, wollte Kraft, wollte breiter werden – der Rest war mir egal. Man kann das machen. Aber mit meiner Geschichte möchte ich zeigen, wo man wirklich glücklich wird. In dieser Zeit fühlte ich mich schlicht fett und ungepflegt, und selbst mein Fortschritt war nicht annähernd so stark, wie ich erwartet hatte. Deshalb sage ich: Leistung und Kraftsport ergänzen sich. Auch als Bodybuilder sollte man Cardio nicht komplett ignorieren – sei es Fahrradfahren oder einfach zehntausend Schritte am Tag. Genau das möchte ich mit diesen beiden Extremen zeigen: Es sind Gebiete, die sich gegenseitig ergänzen, nicht gegenseitig unterdrücken.</w:t>
-      </w:r>
-    </w:p>
-    <w:p>
-      <w:pPr>
-        <w:spacing w:after="200"/>
-      </w:pPr>
-      <w:r>
-        <w:t xml:space="preserve">Vielleicht hast du beim Lesen gemerkt, dass dich das an eine der Fragen vom Anfang erinnert.</w:t>
+        <w:t>Ein Gedanke gehört dabei noch dazu, auch wenn er heute eher eine Randnotiz für mich ist: Selbst innerhalb des Sports geht es um die Übertreibung in nur einem einzigen Gebiet – genau die führt zur Unzufriedenheit, genau die fühlt sich irgendwann falsch an. Ich selbst hatte auch eine Zeit, in der es nur um Kraftsport ging. Ich aß einfach alles, ohne darauf zu achten, denn ich wollte Masse, wollte Kraft, wollte breiter werden – der Rest war mir egal. Man kann das machen. Aber mit meiner Geschichte möchte ich zeigen, wo man wirklich glücklich wird. In dieser Zeit fühlte ich mich schlicht fett und ungepflegt, und selbst mein Fortschritt war nicht annähernd so stark, wie ich erwartet hatte. Umgekehrt gilt dasselbe: 20 Kilometer am Tag laufen, dazu Fahrradfahren, und dann im Gym auf maximale Kraftleistung zu hoffen – das ist höchst unwahrscheinlich. Deshalb sage ich: Leistung und Kraftsport ergänzen sich. Auch als Bodybuilder sollte man Cardio nicht komplett ignorieren – sei es Fahrradfahren oder einfach zehntausend Schritte am Tag. Es sind Gebiete, die sich gegenseitig ergänzen, nicht gegenseitig unterdrücken.</w:t>
+      </w:r>
+    </w:p>
+    <w:p>
+      <w:pPr>
+        <w:spacing w:after="200"/>
+      </w:pPr>
+      <w:r>
+        <w:t>Der Geist</w:t>
+      </w:r>
+    </w:p>
+    <w:p>
+      <w:pPr>
+        <w:spacing w:after="200"/>
+      </w:pPr>
+      <w:r>
+        <w:t>Doch so viel mir der Sport auch gegeben hat – er war immer nur die eine Hälfte. Beim Training wird mein Körper enorm gefordert, mein Geist dagegen kaum in dieser Tiefe. Ich muss mich überwinden, ja, ich muss bei der Sache sein – aber ich muss nicht lernen, nicht analysieren, nicht stundenlang an einer einzigen Aufgabe sitzen, die mich geistig an meine Grenzen bringt. Genau das passiert bei der Arbeit, beim Lernen, beim Aufbauen eines eigenen Business. Dort steht der Körper still, während der Kopf auf Hochtouren läuft.</w:t>
+      </w:r>
+    </w:p>
+    <w:p>
+      <w:pPr>
+        <w:spacing w:after="200"/>
+      </w:pPr>
+      <w:r>
+        <w:t>Heute ist es vor allem die Arbeit an meinem eigenen Business, die mich geistig fordert – und ehrlich gesagt kämpfe ich gerade dort noch oft mit der Müdigkeit. Konzentration, Ausdauer im Kopf, die Bereitschaft, auch dann dranzubleiben, wenn eine Aufgabe eintönig wird – all das lässt sich genauso aufbauen wie Kraft oder Kondition. Mit jeder Stunde, in der du dich wirklich konzentrierst, statt abzuschweifen, wirst du im Inneren ein Stück stärker. Mit allem, was du lernst, bildest du dich weiter. Und mit jeder langweiligen Aufgabe, die du trotzdem sauber zu Ende bringst, trainierst du genau die Disziplin, die dich auch im Training weiterbringt.</w:t>
+      </w:r>
+    </w:p>
+    <w:p>
+      <w:pPr>
+        <w:spacing w:after="200"/>
+      </w:pPr>
+      <w:r>
+        <w:t>Beides zusammen</w:t>
+      </w:r>
+    </w:p>
+    <w:p>
+      <w:pPr>
+        <w:spacing w:after="200"/>
+      </w:pPr>
+      <w:r>
+        <w:t>Und genau hier schließt sich der Kreis. Der Sport gibt dem Körper, was die Arbeit ihm nimmt: Bewegung, Belastung, das Gefühl, mit dem eigenen Körper etwas geschaffen zu haben. Die Arbeit gibt dem Geist, was der Sport ihm nicht in dieser Tiefe geben kann: Konzentration, Wissen, Wachstum im Kopf. Wer nur trainiert, lässt irgendwann Schule, Arbeit oder Business schleifen. Wer nur arbeitet, verliert irgendwann den Kontakt zu seinem eigenen Körper. Wer beides tut, merkt, dass das eine dem anderen nicht im Weg steht, sondern es ergänzt.</w:t>
+      </w:r>
+    </w:p>
+    <w:p>
+      <w:pPr>
+        <w:spacing w:after="200"/>
+      </w:pPr>
+      <w:r>
+        <w:t>Darum geht es mir in diesem Kapitel: nicht darum, alles gleichzeitig maximal zu betreiben, sondern darum, keine der beiden Seiten verkümmern zu lassen. Werde stärker in beide Richtungen – im Körper und im Geist. Erst dann wird aus Training und Arbeit ein Fundament, das wirklich trägt.</w:t>
+      </w:r>
+    </w:p>
+    <w:p>
+      <w:pPr>
+        <w:spacing w:after="200"/>
+      </w:pPr>
+      <w:r>
+        <w:t>Vielleicht hast du beim Lesen gemerkt, dass dich das an eine der Fragen vom Anfang erinnert – an das Gefühl, im Sport enorm viel erreicht zu haben, während Schule, Arbeit oder Business darunter gelitten haben.</w:t>
       </w:r>
     </w:p>
     <w:sectPr>
